--- a/output/examples/Dave-Call+Sample+AI-Marketing-Technology+00001.docx
+++ b/output/examples/Dave-Call+Sample+AI-Marketing-Technology+00001.docx
@@ -924,7 +924,7 @@
                 <w:b w:val="0"/>
                 <w:sz w:val="21"/>
               </w:rPr>
-              <w:t>Aug 2021–Apr 2022</w:t>
+              <w:t>Aug 2020–Apr 2022</w:t>
             </w:r>
           </w:p>
         </w:tc>
